--- a/03_Team_Work/Team4/Milestone_3_Components/Working/KU_M3_Team4_ProfileManagerEI_v01.docx
+++ b/03_Team_Work/Team4/Milestone_3_Components/Working/KU_M3_Team4_ProfileManagerEI_v01.docx
@@ -13,12 +13,12 @@
         <w:tblLook w:val="04A0" w:firstRow="1" w:lastRow="0" w:firstColumn="1" w:lastColumn="0" w:noHBand="0" w:noVBand="1"/>
       </w:tblPr>
       <w:tblGrid>
-        <w:gridCol w:w="1072"/>
-        <w:gridCol w:w="3119"/>
-        <w:gridCol w:w="1177"/>
-        <w:gridCol w:w="1558"/>
-        <w:gridCol w:w="775"/>
-        <w:gridCol w:w="1649"/>
+        <w:gridCol w:w="1011"/>
+        <w:gridCol w:w="2911"/>
+        <w:gridCol w:w="1108"/>
+        <w:gridCol w:w="1462"/>
+        <w:gridCol w:w="908"/>
+        <w:gridCol w:w="1950"/>
       </w:tblGrid>
       <w:tr>
         <w:trPr>
@@ -50,22 +50,6 @@
                 <w:rFonts w:ascii="Arial" w:hAnsi="Arial" w:cs="Arial"/>
                 <w:b/>
                 <w:bCs/>
-              </w:rPr>
-              <w:t>E</w:t>
-            </w:r>
-            <w:r>
-              <w:rPr>
-                <w:rFonts w:ascii="Arial" w:hAnsi="Arial" w:cs="Arial"/>
-                <w:b/>
-                <w:bCs/>
-              </w:rPr>
-              <w:t>ntity Identification</w:t>
-            </w:r>
-            <w:r>
-              <w:rPr>
-                <w:rFonts w:ascii="Arial" w:hAnsi="Arial" w:cs="Arial"/>
-                <w:b/>
-                <w:bCs/>
                 <w:color w:val="FFFFFF" w:themeColor="background1"/>
               </w:rPr>
               <w:t>Subcomponent</w:t>
@@ -253,7 +237,6 @@
         <w:trPr>
           <w:cantSplit/>
           <w:trHeight w:val="1134"/>
-          <w:tblHeader/>
         </w:trPr>
         <w:tc>
           <w:tcPr>
@@ -489,7 +472,6 @@
         <w:trPr>
           <w:cantSplit/>
           <w:trHeight w:val="1134"/>
-          <w:tblHeader/>
         </w:trPr>
         <w:tc>
           <w:tcPr>
@@ -663,7 +645,6 @@
         <w:trPr>
           <w:cantSplit/>
           <w:trHeight w:val="1134"/>
-          <w:tblHeader/>
         </w:trPr>
         <w:tc>
           <w:tcPr>
@@ -847,7 +828,6 @@
         <w:trPr>
           <w:cantSplit/>
           <w:trHeight w:val="1134"/>
-          <w:tblHeader/>
         </w:trPr>
         <w:tc>
           <w:tcPr>
@@ -1026,7 +1006,6 @@
         <w:trPr>
           <w:cantSplit/>
           <w:trHeight w:val="1134"/>
-          <w:tblHeader/>
         </w:trPr>
         <w:tc>
           <w:tcPr>
@@ -1208,7 +1187,6 @@
         <w:trPr>
           <w:cantSplit/>
           <w:trHeight w:val="1134"/>
-          <w:tblHeader/>
         </w:trPr>
         <w:tc>
           <w:tcPr>
@@ -1374,7 +1352,6 @@
         <w:trPr>
           <w:cantSplit/>
           <w:trHeight w:val="1134"/>
-          <w:tblHeader/>
         </w:trPr>
         <w:tc>
           <w:tcPr>
@@ -1547,7 +1524,6 @@
         <w:trPr>
           <w:cantSplit/>
           <w:trHeight w:val="1134"/>
-          <w:tblHeader/>
         </w:trPr>
         <w:tc>
           <w:tcPr>
@@ -1712,7 +1688,6 @@
         <w:trPr>
           <w:cantSplit/>
           <w:trHeight w:val="1134"/>
-          <w:tblHeader/>
         </w:trPr>
         <w:tc>
           <w:tcPr>
@@ -1877,7 +1852,6 @@
         <w:trPr>
           <w:cantSplit/>
           <w:trHeight w:val="1134"/>
-          <w:tblHeader/>
         </w:trPr>
         <w:tc>
           <w:tcPr>
@@ -2040,7 +2014,6 @@
         <w:trPr>
           <w:cantSplit/>
           <w:trHeight w:val="1134"/>
-          <w:tblHeader/>
         </w:trPr>
         <w:tc>
           <w:tcPr>
@@ -2071,6 +2044,7 @@
                 <w:sz w:val="22"/>
                 <w:szCs w:val="22"/>
               </w:rPr>
+              <w:lastRenderedPageBreak/>
               <w:t>Profile Manager</w:t>
             </w:r>
           </w:p>
@@ -2199,6 +2173,361 @@
             </w:r>
             <w:proofErr w:type="spellEnd"/>
           </w:p>
+        </w:tc>
+      </w:tr>
+      <w:tr>
+        <w:trPr>
+          <w:cantSplit/>
+          <w:trHeight w:val="1134"/>
+        </w:trPr>
+        <w:tc>
+          <w:tcPr>
+            <w:tcW w:w="1072" w:type="dxa"/>
+            <w:tcBorders>
+              <w:top w:val="single" w:sz="4" w:space="0" w:color="000000" w:themeColor="text1"/>
+              <w:left w:val="single" w:sz="4" w:space="0" w:color="000000" w:themeColor="text1"/>
+              <w:bottom w:val="single" w:sz="4" w:space="0" w:color="000000" w:themeColor="text1"/>
+              <w:right w:val="single" w:sz="4" w:space="0" w:color="000000" w:themeColor="text1"/>
+            </w:tcBorders>
+            <w:shd w:val="clear" w:color="auto" w:fill="FFFFFF" w:themeFill="background1"/>
+          </w:tcPr>
+          <w:p>
+            <w:pPr>
+              <w:rPr>
+                <w:rFonts w:ascii="Arial" w:hAnsi="Arial" w:cs="Arial"/>
+                <w:b/>
+                <w:bCs/>
+                <w:sz w:val="22"/>
+                <w:szCs w:val="22"/>
+              </w:rPr>
+            </w:pPr>
+            <w:r>
+              <w:rPr>
+                <w:rFonts w:ascii="Arial" w:hAnsi="Arial" w:cs="Arial"/>
+                <w:b/>
+                <w:bCs/>
+                <w:sz w:val="22"/>
+                <w:szCs w:val="22"/>
+              </w:rPr>
+              <w:t>Profile Manager</w:t>
+            </w:r>
+          </w:p>
+        </w:tc>
+        <w:tc>
+          <w:tcPr>
+            <w:tcW w:w="3119" w:type="dxa"/>
+            <w:tcBorders>
+              <w:top w:val="single" w:sz="4" w:space="0" w:color="000000" w:themeColor="text1"/>
+              <w:left w:val="single" w:sz="4" w:space="0" w:color="000000" w:themeColor="text1"/>
+              <w:bottom w:val="single" w:sz="4" w:space="0" w:color="000000" w:themeColor="text1"/>
+              <w:right w:val="single" w:sz="4" w:space="0" w:color="000000" w:themeColor="text1"/>
+            </w:tcBorders>
+            <w:shd w:val="clear" w:color="auto" w:fill="FFFFFF" w:themeFill="background1"/>
+          </w:tcPr>
+          <w:p>
+            <w:pPr>
+              <w:rPr>
+                <w:rFonts w:ascii="Arial" w:hAnsi="Arial" w:cs="Arial"/>
+                <w:sz w:val="22"/>
+                <w:szCs w:val="22"/>
+              </w:rPr>
+            </w:pPr>
+            <w:proofErr w:type="spellStart"/>
+            <w:r>
+              <w:rPr>
+                <w:rFonts w:ascii="Arial" w:hAnsi="Arial" w:cs="Arial"/>
+                <w:sz w:val="22"/>
+                <w:szCs w:val="22"/>
+              </w:rPr>
+              <w:t>CompanyProfile</w:t>
+            </w:r>
+            <w:proofErr w:type="spellEnd"/>
+          </w:p>
+        </w:tc>
+        <w:tc>
+          <w:tcPr>
+            <w:tcW w:w="1177" w:type="dxa"/>
+            <w:tcBorders>
+              <w:top w:val="single" w:sz="4" w:space="0" w:color="000000" w:themeColor="text1"/>
+              <w:left w:val="single" w:sz="4" w:space="0" w:color="000000" w:themeColor="text1"/>
+              <w:bottom w:val="single" w:sz="4" w:space="0" w:color="000000" w:themeColor="text1"/>
+              <w:right w:val="single" w:sz="4" w:space="0" w:color="000000" w:themeColor="text1"/>
+            </w:tcBorders>
+            <w:shd w:val="clear" w:color="auto" w:fill="FFFFFF" w:themeFill="background1"/>
+          </w:tcPr>
+          <w:p>
+            <w:pPr>
+              <w:rPr>
+                <w:rFonts w:ascii="Arial" w:hAnsi="Arial" w:cs="Arial"/>
+                <w:sz w:val="22"/>
+                <w:szCs w:val="22"/>
+              </w:rPr>
+            </w:pPr>
+            <w:r>
+              <w:rPr>
+                <w:rFonts w:ascii="Arial" w:hAnsi="Arial" w:cs="Arial"/>
+                <w:sz w:val="22"/>
+                <w:szCs w:val="22"/>
+              </w:rPr>
+              <w:t>Class</w:t>
+            </w:r>
+          </w:p>
+        </w:tc>
+        <w:tc>
+          <w:tcPr>
+            <w:tcW w:w="1558" w:type="dxa"/>
+            <w:tcBorders>
+              <w:top w:val="single" w:sz="4" w:space="0" w:color="000000" w:themeColor="text1"/>
+              <w:left w:val="single" w:sz="4" w:space="0" w:color="000000" w:themeColor="text1"/>
+              <w:bottom w:val="single" w:sz="4" w:space="0" w:color="000000" w:themeColor="text1"/>
+              <w:right w:val="single" w:sz="4" w:space="0" w:color="000000" w:themeColor="text1"/>
+            </w:tcBorders>
+            <w:shd w:val="clear" w:color="auto" w:fill="FFFFFF" w:themeFill="background1"/>
+          </w:tcPr>
+          <w:p>
+            <w:pPr>
+              <w:rPr>
+                <w:rFonts w:ascii="Arial" w:hAnsi="Arial" w:cs="Arial"/>
+                <w:sz w:val="22"/>
+                <w:szCs w:val="22"/>
+              </w:rPr>
+            </w:pPr>
+            <w:r>
+              <w:rPr>
+                <w:rFonts w:ascii="Arial" w:hAnsi="Arial" w:cs="Arial"/>
+                <w:sz w:val="22"/>
+                <w:szCs w:val="22"/>
+              </w:rPr>
+              <w:t xml:space="preserve">Represents and organizes the main profile information for a </w:t>
+            </w:r>
+            <w:r>
+              <w:rPr>
+                <w:rFonts w:ascii="Arial" w:hAnsi="Arial" w:cs="Arial"/>
+                <w:sz w:val="22"/>
+                <w:szCs w:val="22"/>
+              </w:rPr>
+              <w:t>company</w:t>
+            </w:r>
+            <w:r>
+              <w:rPr>
+                <w:rFonts w:ascii="Arial" w:hAnsi="Arial" w:cs="Arial"/>
+                <w:sz w:val="22"/>
+                <w:szCs w:val="22"/>
+              </w:rPr>
+              <w:t>.</w:t>
+            </w:r>
+          </w:p>
+        </w:tc>
+        <w:tc>
+          <w:tcPr>
+            <w:tcW w:w="775" w:type="dxa"/>
+            <w:tcBorders>
+              <w:top w:val="single" w:sz="4" w:space="0" w:color="000000" w:themeColor="text1"/>
+              <w:left w:val="single" w:sz="4" w:space="0" w:color="000000" w:themeColor="text1"/>
+              <w:bottom w:val="single" w:sz="4" w:space="0" w:color="000000" w:themeColor="text1"/>
+              <w:right w:val="single" w:sz="4" w:space="0" w:color="000000" w:themeColor="text1"/>
+            </w:tcBorders>
+            <w:shd w:val="clear" w:color="auto" w:fill="FFFFFF" w:themeFill="background1"/>
+          </w:tcPr>
+          <w:p>
+            <w:r>
+              <w:t>2.1.3.1</w:t>
+            </w:r>
+            <w:r>
+              <w:t>, 2.1.2, 2.1.3.2</w:t>
+            </w:r>
+          </w:p>
+        </w:tc>
+        <w:tc>
+          <w:tcPr>
+            <w:tcW w:w="1649" w:type="dxa"/>
+            <w:tcBorders>
+              <w:top w:val="single" w:sz="4" w:space="0" w:color="000000" w:themeColor="text1"/>
+              <w:left w:val="single" w:sz="4" w:space="0" w:color="000000" w:themeColor="text1"/>
+              <w:bottom w:val="single" w:sz="4" w:space="0" w:color="000000" w:themeColor="text1"/>
+              <w:right w:val="single" w:sz="4" w:space="0" w:color="000000" w:themeColor="text1"/>
+            </w:tcBorders>
+            <w:shd w:val="clear" w:color="auto" w:fill="FFFFFF" w:themeFill="background1"/>
+          </w:tcPr>
+          <w:p>
+            <w:proofErr w:type="spellStart"/>
+            <w:proofErr w:type="gramStart"/>
+            <w:r>
+              <w:t>CompanyProfile</w:t>
+            </w:r>
+            <w:proofErr w:type="spellEnd"/>
+            <w:proofErr w:type="gramEnd"/>
+            <w:r>
+              <w:t xml:space="preserve">, </w:t>
+            </w:r>
+            <w:proofErr w:type="spellStart"/>
+            <w:r>
+              <w:t>CompanyLocation</w:t>
+            </w:r>
+            <w:proofErr w:type="spellEnd"/>
+            <w:r>
+              <w:t xml:space="preserve">, </w:t>
+            </w:r>
+            <w:proofErr w:type="spellStart"/>
+            <w:r>
+              <w:t>JobInterestForm</w:t>
+            </w:r>
+            <w:proofErr w:type="spellEnd"/>
+          </w:p>
+        </w:tc>
+      </w:tr>
+      <w:tr>
+        <w:trPr>
+          <w:cantSplit/>
+          <w:trHeight w:val="1134"/>
+        </w:trPr>
+        <w:tc>
+          <w:tcPr>
+            <w:tcW w:w="1072" w:type="dxa"/>
+            <w:tcBorders>
+              <w:top w:val="single" w:sz="4" w:space="0" w:color="000000" w:themeColor="text1"/>
+              <w:left w:val="single" w:sz="4" w:space="0" w:color="000000" w:themeColor="text1"/>
+              <w:bottom w:val="single" w:sz="4" w:space="0" w:color="000000" w:themeColor="text1"/>
+              <w:right w:val="single" w:sz="4" w:space="0" w:color="000000" w:themeColor="text1"/>
+            </w:tcBorders>
+            <w:shd w:val="clear" w:color="auto" w:fill="D9D9D9" w:themeFill="background1" w:themeFillShade="D9"/>
+          </w:tcPr>
+          <w:p>
+            <w:pPr>
+              <w:rPr>
+                <w:rFonts w:ascii="Arial" w:hAnsi="Arial" w:cs="Arial"/>
+                <w:b/>
+                <w:bCs/>
+                <w:sz w:val="22"/>
+                <w:szCs w:val="22"/>
+              </w:rPr>
+            </w:pPr>
+            <w:r>
+              <w:rPr>
+                <w:rFonts w:ascii="Arial" w:hAnsi="Arial" w:cs="Arial"/>
+                <w:b/>
+                <w:bCs/>
+                <w:sz w:val="22"/>
+                <w:szCs w:val="22"/>
+              </w:rPr>
+              <w:t>Profile Manager</w:t>
+            </w:r>
+          </w:p>
+        </w:tc>
+        <w:tc>
+          <w:tcPr>
+            <w:tcW w:w="3119" w:type="dxa"/>
+            <w:tcBorders>
+              <w:top w:val="single" w:sz="4" w:space="0" w:color="000000" w:themeColor="text1"/>
+              <w:left w:val="single" w:sz="4" w:space="0" w:color="000000" w:themeColor="text1"/>
+              <w:bottom w:val="single" w:sz="4" w:space="0" w:color="000000" w:themeColor="text1"/>
+              <w:right w:val="single" w:sz="4" w:space="0" w:color="000000" w:themeColor="text1"/>
+            </w:tcBorders>
+            <w:shd w:val="clear" w:color="auto" w:fill="D9D9D9" w:themeFill="background1" w:themeFillShade="D9"/>
+          </w:tcPr>
+          <w:p>
+            <w:pPr>
+              <w:rPr>
+                <w:rFonts w:ascii="Arial" w:hAnsi="Arial" w:cs="Arial"/>
+                <w:sz w:val="22"/>
+                <w:szCs w:val="22"/>
+              </w:rPr>
+            </w:pPr>
+            <w:proofErr w:type="spellStart"/>
+            <w:r>
+              <w:rPr>
+                <w:rFonts w:ascii="Arial" w:hAnsi="Arial" w:cs="Arial"/>
+                <w:sz w:val="22"/>
+                <w:szCs w:val="22"/>
+              </w:rPr>
+              <w:t>CompanyLocation</w:t>
+            </w:r>
+            <w:proofErr w:type="spellEnd"/>
+          </w:p>
+        </w:tc>
+        <w:tc>
+          <w:tcPr>
+            <w:tcW w:w="1177" w:type="dxa"/>
+            <w:tcBorders>
+              <w:top w:val="single" w:sz="4" w:space="0" w:color="000000" w:themeColor="text1"/>
+              <w:left w:val="single" w:sz="4" w:space="0" w:color="000000" w:themeColor="text1"/>
+              <w:bottom w:val="single" w:sz="4" w:space="0" w:color="000000" w:themeColor="text1"/>
+              <w:right w:val="single" w:sz="4" w:space="0" w:color="000000" w:themeColor="text1"/>
+            </w:tcBorders>
+            <w:shd w:val="clear" w:color="auto" w:fill="D9D9D9" w:themeFill="background1" w:themeFillShade="D9"/>
+          </w:tcPr>
+          <w:p>
+            <w:pPr>
+              <w:rPr>
+                <w:rFonts w:ascii="Arial" w:hAnsi="Arial" w:cs="Arial"/>
+                <w:sz w:val="22"/>
+                <w:szCs w:val="22"/>
+              </w:rPr>
+            </w:pPr>
+            <w:r>
+              <w:rPr>
+                <w:rFonts w:ascii="Arial" w:hAnsi="Arial" w:cs="Arial"/>
+                <w:sz w:val="22"/>
+                <w:szCs w:val="22"/>
+              </w:rPr>
+              <w:t>Data Store</w:t>
+            </w:r>
+          </w:p>
+        </w:tc>
+        <w:tc>
+          <w:tcPr>
+            <w:tcW w:w="1558" w:type="dxa"/>
+            <w:tcBorders>
+              <w:top w:val="single" w:sz="4" w:space="0" w:color="000000" w:themeColor="text1"/>
+              <w:left w:val="single" w:sz="4" w:space="0" w:color="000000" w:themeColor="text1"/>
+              <w:bottom w:val="single" w:sz="4" w:space="0" w:color="000000" w:themeColor="text1"/>
+              <w:right w:val="single" w:sz="4" w:space="0" w:color="000000" w:themeColor="text1"/>
+            </w:tcBorders>
+            <w:shd w:val="clear" w:color="auto" w:fill="D9D9D9" w:themeFill="background1" w:themeFillShade="D9"/>
+          </w:tcPr>
+          <w:p>
+            <w:pPr>
+              <w:rPr>
+                <w:rFonts w:ascii="Arial" w:hAnsi="Arial" w:cs="Arial"/>
+                <w:sz w:val="22"/>
+                <w:szCs w:val="22"/>
+              </w:rPr>
+            </w:pPr>
+            <w:r>
+              <w:rPr>
+                <w:rFonts w:ascii="Arial" w:hAnsi="Arial" w:cs="Arial"/>
+                <w:sz w:val="22"/>
+                <w:szCs w:val="22"/>
+              </w:rPr>
+              <w:t>Represents a location where the company conducts business and may include a physical address</w:t>
+            </w:r>
+          </w:p>
+        </w:tc>
+        <w:tc>
+          <w:tcPr>
+            <w:tcW w:w="775" w:type="dxa"/>
+            <w:tcBorders>
+              <w:top w:val="single" w:sz="4" w:space="0" w:color="000000" w:themeColor="text1"/>
+              <w:left w:val="single" w:sz="4" w:space="0" w:color="000000" w:themeColor="text1"/>
+              <w:bottom w:val="single" w:sz="4" w:space="0" w:color="000000" w:themeColor="text1"/>
+              <w:right w:val="single" w:sz="4" w:space="0" w:color="000000" w:themeColor="text1"/>
+            </w:tcBorders>
+            <w:shd w:val="clear" w:color="auto" w:fill="D9D9D9" w:themeFill="background1" w:themeFillShade="D9"/>
+          </w:tcPr>
+          <w:p/>
+        </w:tc>
+        <w:tc>
+          <w:tcPr>
+            <w:tcW w:w="1649" w:type="dxa"/>
+            <w:tcBorders>
+              <w:top w:val="single" w:sz="4" w:space="0" w:color="000000" w:themeColor="text1"/>
+              <w:left w:val="single" w:sz="4" w:space="0" w:color="000000" w:themeColor="text1"/>
+              <w:bottom w:val="single" w:sz="4" w:space="0" w:color="000000" w:themeColor="text1"/>
+              <w:right w:val="single" w:sz="4" w:space="0" w:color="000000" w:themeColor="text1"/>
+            </w:tcBorders>
+            <w:shd w:val="clear" w:color="auto" w:fill="D9D9D9" w:themeFill="background1" w:themeFillShade="D9"/>
+          </w:tcPr>
+          <w:p/>
         </w:tc>
       </w:tr>
     </w:tbl>
